--- a/04_Problem4_Delinquency_Escalation_Loss_Severity/reports/financial_impact_reporting_packaging/Financial_Impact_Report.docx
+++ b/04_Problem4_Delinquency_Escalation_Loss_Severity/reports/financial_impact_reporting_packaging/Financial_Impact_Report.docx
@@ -37,6 +37,38 @@
     <w:p>
       <w:r>
         <w:t>Tier-differentiated LGD, computed from a real Escalation Severity Score, was validated against real observed default rates (Notebooks 26-28) and applied to 91,783 real holdout customers (23,766 real defaulters). Compared to Notebook 08's flat 45% LGD, this changes recognized loss by $19,435,432 -- the flat 45% LGD was UNDER-recognizing loss on this real portfolio -- tiering surfaces regulatory/under-provisioning risk the flat model was hiding. Early intervention on the Severe tier (an ASSUMPTION 15% success rate) is estimated to prevent $9,690,840 of loss per scoring cycle, for an estimated 0.0-month payback on a $60,000 implementation investment.</w:t>
+      </w:r>
+    </w:p>
+    <w:p>
+      <w:r>
+        <w:rPr>
+          <w:b/>
+        </w:rPr>
+        <w:t>Business Impact — Modeled Estimate, Not Audited Value</w:t>
+      </w:r>
+    </w:p>
+    <w:p>
+      <w:r>
+        <w:rPr>
+          <w:b w:val="0"/>
+        </w:rPr>
+        <w:t>The $19,435,432 change in recognized loss and the $9,690,840 estimated loss prevented per scoring cycle are self-computed under this report's own tiering and 15% ASSUMPTION-based intervention-success rate — they have not been audited by a third party or realized inside a live institution.</w:t>
+      </w:r>
+    </w:p>
+    <w:p>
+      <w:r>
+        <w:rPr>
+          <w:b/>
+        </w:rPr>
+        <w:t>Independent Audit Status</w:t>
+      </w:r>
+    </w:p>
+    <w:p>
+      <w:r>
+        <w:rPr>
+          <w:b w:val="0"/>
+        </w:rPr>
+        <w:t>This project was developed as an independent portfolio body of work and has not undergone formal validation, audit, or sign-off by a financial institution's model risk management (SR 11-7 or equivalent) function, a third-party auditor, or a regulator. All model outputs, risk metrics, and business-impact figures in this report are self-computed under the assumptions stated herein and have not been realized in a live production environment at a financial institution.</w:t>
       </w:r>
     </w:p>
     <w:p>
